--- a/2022/Revision Batch/V2022.1.000/CF2R/2022-CF2R-MCH-21-H-DuctLocation.docx
+++ b/2022/Revision Batch/V2022.1.000/CF2R/2022-CF2R-MCH-21-H-DuctLocation.docx
@@ -2,6 +2,62 @@
 <file path=word/document.xml><?xml version="1.0" encoding="utf-8"?>
 <w:document xmlns:wpc="http://schemas.microsoft.com/office/word/2010/wordprocessingCanvas" xmlns:cx="http://schemas.microsoft.com/office/drawing/2014/chartex" xmlns:cx1="http://schemas.microsoft.com/office/drawing/2015/9/8/chartex" xmlns:cx2="http://schemas.microsoft.com/office/drawing/2015/10/21/chartex" xmlns:cx3="http://schemas.microsoft.com/office/drawing/2016/5/9/chartex" xmlns:cx4="http://schemas.microsoft.com/office/drawing/2016/5/10/chartex" xmlns:cx5="http://schemas.microsoft.com/office/drawing/2016/5/11/chartex" xmlns:cx6="http://schemas.microsoft.com/office/drawing/2016/5/12/chartex" xmlns:cx7="http://schemas.microsoft.com/office/drawing/2016/5/13/chartex" xmlns:cx8="http://schemas.microsoft.com/office/drawing/2016/5/14/chartex" xmlns:mc="http://schemas.openxmlformats.org/markup-compatibility/2006" xmlns:aink="http://schemas.microsoft.com/office/drawing/2016/ink" xmlns:am3d="http://schemas.microsoft.com/office/drawing/2017/model3d" xmlns:o="urn:schemas-microsoft-com:office:office" xmlns:oel="http://schemas.microsoft.com/office/2019/extlst" xmlns:r="http://schemas.openxmlformats.org/officeDocument/2006/relationships" xmlns:m="http://schemas.openxmlformats.org/officeDocument/2006/math" xmlns:v="urn:schemas-microsoft-com:vml" xmlns:wp14="http://schemas.microsoft.com/office/word/2010/wordprocessingDrawing" xmlns:wp="http://schemas.openxmlformats.org/drawingml/2006/wordprocessingDrawing" xmlns:w10="urn:schemas-microsoft-com:office:word" xmlns:w="http://schemas.openxmlformats.org/wordprocessingml/2006/main" xmlns:w14="http://schemas.microsoft.com/office/word/2010/wordml" xmlns:w15="http://schemas.microsoft.com/office/word/2012/wordml" xmlns:w16cex="http://schemas.microsoft.com/office/word/2018/wordml/cex" xmlns:w16cid="http://schemas.microsoft.com/office/word/2016/wordml/cid" xmlns:w16="http://schemas.microsoft.com/office/word/2018/wordml" xmlns:w16sdtdh="http://schemas.microsoft.com/office/word/2020/wordml/sdtdatahash" xmlns:w16se="http://schemas.microsoft.com/office/word/2015/wordml/symex" xmlns:wpg="http://schemas.microsoft.com/office/word/2010/wordprocessingGroup" xmlns:wpi="http://schemas.microsoft.com/office/word/2010/wordprocessingInk" xmlns:wne="http://schemas.microsoft.com/office/word/2006/wordml" xmlns:wps="http://schemas.microsoft.com/office/word/2010/wordprocessingShape" mc:Ignorable="w14 w15 w16se w16cid w16 w16cex w16sdtdh wp14">
   <w:body>
+    <w:p>
+      <w:pPr>
+        <w:spacing w:line="259" w:lineRule="auto"/>
+        <w:ind w:left="-90"/>
+        <w:rPr>
+          <w:rFonts w:ascii="Calibri" w:eastAsia="Calibri" w:hAnsi="Calibri" w:cs="Calibri"/>
+          <w:b/>
+          <w:bCs/>
+          <w:color w:val="201F1E"/>
+          <w:sz w:val="24"/>
+          <w:szCs w:val="24"/>
+        </w:rPr>
+      </w:pPr>
+      <w:r>
+        <w:rPr>
+          <w:rFonts w:asciiTheme="minorHAnsi" w:eastAsia="Calibri" w:hAnsiTheme="minorHAnsi" w:cstheme="minorBidi"/>
+          <w:b/>
+          <w:bCs/>
+          <w:sz w:val="24"/>
+          <w:szCs w:val="24"/>
+        </w:rPr>
+        <w:t xml:space="preserve">CERTIFICATE OF </w:t>
+      </w:r>
+      <w:r>
+        <w:rPr>
+          <w:rFonts w:ascii="Calibri" w:eastAsia="Calibri" w:hAnsi="Calibri" w:cs="Calibri"/>
+          <w:b/>
+          <w:bCs/>
+          <w:color w:val="201F1E"/>
+          <w:sz w:val="24"/>
+          <w:szCs w:val="24"/>
+        </w:rPr>
+        <w:t>VERIFICATION</w:t>
+      </w:r>
+      <w:r>
+        <w:br/>
+      </w:r>
+      <w:r>
+        <w:rPr>
+          <w:rFonts w:asciiTheme="minorHAnsi" w:eastAsia="Calibri" w:hAnsiTheme="minorHAnsi" w:cstheme="minorBidi"/>
+          <w:b/>
+          <w:bCs/>
+          <w:sz w:val="24"/>
+          <w:szCs w:val="24"/>
+        </w:rPr>
+        <w:t>Note:</w:t>
+      </w:r>
+      <w:r>
+        <w:rPr>
+          <w:rFonts w:asciiTheme="minorHAnsi" w:eastAsia="Calibri" w:hAnsiTheme="minorHAnsi" w:cstheme="minorBidi"/>
+          <w:sz w:val="24"/>
+          <w:szCs w:val="24"/>
+        </w:rPr>
+        <w:t xml:space="preserve"> This table completed by HERS Registry.</w:t>
+      </w:r>
+    </w:p>
     <w:tbl>
       <w:tblPr>
         <w:tblW w:w="5000" w:type="pct"/>
@@ -427,25 +483,7 @@
                 <w:sz w:val="18"/>
                 <w:szCs w:val="18"/>
               </w:rPr>
-              <w:t xml:space="preserve">Status – Ducts Located </w:t>
-            </w:r>
-            <w:proofErr w:type="gramStart"/>
-            <w:r>
-              <w:rPr>
-                <w:rFonts w:asciiTheme="minorHAnsi" w:hAnsiTheme="minorHAnsi"/>
-                <w:sz w:val="18"/>
-                <w:szCs w:val="18"/>
-              </w:rPr>
-              <w:t>In</w:t>
-            </w:r>
-            <w:proofErr w:type="gramEnd"/>
-            <w:r>
-              <w:rPr>
-                <w:rFonts w:asciiTheme="minorHAnsi" w:hAnsiTheme="minorHAnsi"/>
-                <w:sz w:val="18"/>
-                <w:szCs w:val="18"/>
-              </w:rPr>
-              <w:t xml:space="preserve"> Conditioned Space Performance Credit</w:t>
+              <w:t>Status – Ducts Located In Conditioned Space Performance Credit</w:t>
             </w:r>
           </w:p>
         </w:tc>
@@ -965,25 +1003,7 @@
                 <w:b/>
                 <w:szCs w:val="18"/>
               </w:rPr>
-              <w:t xml:space="preserve">Ducts Located </w:t>
-            </w:r>
-            <w:proofErr w:type="gramStart"/>
-            <w:r>
-              <w:rPr>
-                <w:rFonts w:asciiTheme="minorHAnsi" w:hAnsiTheme="minorHAnsi"/>
-                <w:b/>
-                <w:szCs w:val="18"/>
-              </w:rPr>
-              <w:t>In</w:t>
-            </w:r>
-            <w:proofErr w:type="gramEnd"/>
-            <w:r>
-              <w:rPr>
-                <w:rFonts w:asciiTheme="minorHAnsi" w:hAnsiTheme="minorHAnsi"/>
-                <w:b/>
-                <w:szCs w:val="18"/>
-              </w:rPr>
-              <w:t xml:space="preserve"> Conditioned Space - RA3.1.4.1.3 </w:t>
+              <w:t xml:space="preserve">Ducts Located In Conditioned Space - RA3.1.4.1.3 </w:t>
             </w:r>
           </w:p>
         </w:tc>
@@ -1922,7 +1942,6 @@
               </w:rPr>
               <w:t xml:space="preserve"> </w:t>
             </w:r>
-            <w:proofErr w:type="gramStart"/>
             <w:r>
               <w:rPr>
                 <w:rFonts w:asciiTheme="minorHAnsi" w:hAnsiTheme="minorHAnsi"/>
@@ -1937,16 +1956,7 @@
                 <w:sz w:val="18"/>
                 <w:szCs w:val="18"/>
               </w:rPr>
-              <w:t>located in</w:t>
-            </w:r>
-            <w:proofErr w:type="gramEnd"/>
-            <w:r>
-              <w:rPr>
-                <w:rFonts w:asciiTheme="minorHAnsi" w:hAnsiTheme="minorHAnsi"/>
-                <w:sz w:val="18"/>
-                <w:szCs w:val="18"/>
-              </w:rPr>
-              <w:t xml:space="preserve"> </w:t>
+              <w:t xml:space="preserve">located in </w:t>
             </w:r>
             <w:r>
               <w:rPr>
@@ -2040,7 +2050,6 @@
               </w:rPr>
               <w:t>less than minimum R-</w:t>
             </w:r>
-            <w:proofErr w:type="gramStart"/>
             <w:r>
               <w:rPr>
                 <w:rFonts w:asciiTheme="minorHAnsi" w:hAnsiTheme="minorHAnsi"/>
@@ -2057,7 +2066,6 @@
               </w:rPr>
               <w:t>)</w:t>
             </w:r>
-            <w:proofErr w:type="gramEnd"/>
             <w:r>
               <w:rPr>
                 <w:rFonts w:asciiTheme="minorHAnsi" w:hAnsiTheme="minorHAnsi"/>
@@ -2190,23 +2198,13 @@
               </w:rPr>
               <w:t xml:space="preserve">(or with insulation less than minimum R-6) </w:t>
             </w:r>
-            <w:proofErr w:type="gramStart"/>
-            <w:r>
-              <w:rPr>
-                <w:rFonts w:asciiTheme="minorHAnsi" w:hAnsiTheme="minorHAnsi"/>
-                <w:sz w:val="18"/>
-                <w:szCs w:val="18"/>
-              </w:rPr>
-              <w:t>penetrates into</w:t>
-            </w:r>
-            <w:proofErr w:type="gramEnd"/>
-            <w:r>
-              <w:rPr>
-                <w:rFonts w:asciiTheme="minorHAnsi" w:hAnsiTheme="minorHAnsi"/>
-                <w:sz w:val="18"/>
-                <w:szCs w:val="18"/>
-              </w:rPr>
-              <w:t xml:space="preserve"> unconditioned space, </w:t>
+            <w:r>
+              <w:rPr>
+                <w:rFonts w:asciiTheme="minorHAnsi" w:hAnsiTheme="minorHAnsi"/>
+                <w:sz w:val="18"/>
+                <w:szCs w:val="18"/>
+              </w:rPr>
+              <w:t xml:space="preserve">penetrates into unconditioned space, </w:t>
             </w:r>
             <w:r>
               <w:rPr>
@@ -2743,21 +2741,7 @@
               <w:rPr>
                 <w:rFonts w:asciiTheme="minorHAnsi" w:hAnsiTheme="minorHAnsi" w:cstheme="minorHAnsi"/>
               </w:rPr>
-              <w:t xml:space="preserve">The constructed or installed features, materials, </w:t>
-            </w:r>
-            <w:proofErr w:type="gramStart"/>
-            <w:r>
-              <w:rPr>
-                <w:rFonts w:asciiTheme="minorHAnsi" w:hAnsiTheme="minorHAnsi" w:cstheme="minorHAnsi"/>
-              </w:rPr>
-              <w:t>components</w:t>
-            </w:r>
-            <w:proofErr w:type="gramEnd"/>
-            <w:r>
-              <w:rPr>
-                <w:rFonts w:asciiTheme="minorHAnsi" w:hAnsiTheme="minorHAnsi" w:cstheme="minorHAnsi"/>
-              </w:rPr>
-              <w:t xml:space="preserve"> or manufactured devices (the installation) identified on this certificate of installation conforms to all applicable codes and regulations and the installation conforms to the requirements given on the certificate of compliance, plans, and specifications approved by the enforcement agency.</w:t>
+              <w:t>The constructed or installed features, materials, components or manufactured devices (the installation) identified on this certificate of installation conforms to all applicable codes and regulations and the installation conforms to the requirements given on the certificate of compliance, plans, and specifications approved by the enforcement agency.</w:t>
             </w:r>
           </w:p>
           <w:p>
@@ -3830,21 +3814,7 @@
         <w:rPr>
           <w:rFonts w:asciiTheme="minorHAnsi" w:hAnsiTheme="minorHAnsi"/>
         </w:rPr>
-        <w:t xml:space="preserve"> </w:t>
-      </w:r>
-      <w:proofErr w:type="gramStart"/>
-      <w:r>
-        <w:rPr>
-          <w:rFonts w:asciiTheme="minorHAnsi" w:hAnsiTheme="minorHAnsi"/>
-        </w:rPr>
-        <w:t>are located in</w:t>
-      </w:r>
-      <w:proofErr w:type="gramEnd"/>
-      <w:r>
-        <w:rPr>
-          <w:rFonts w:asciiTheme="minorHAnsi" w:hAnsiTheme="minorHAnsi"/>
-        </w:rPr>
-        <w:t xml:space="preserve"> </w:t>
+        <w:t xml:space="preserve"> are located in </w:t>
       </w:r>
       <w:r>
         <w:rPr>
@@ -5007,25 +4977,7 @@
                 <w:sz w:val="18"/>
                 <w:szCs w:val="18"/>
               </w:rPr>
-              <w:t xml:space="preserve">lagged on CF1R = </w:t>
-            </w:r>
-            <w:proofErr w:type="gramStart"/>
-            <w:r>
-              <w:rPr>
-                <w:rFonts w:asciiTheme="minorHAnsi" w:hAnsiTheme="minorHAnsi"/>
-                <w:sz w:val="18"/>
-                <w:szCs w:val="18"/>
-              </w:rPr>
-              <w:t>true ,</w:t>
-            </w:r>
-            <w:proofErr w:type="gramEnd"/>
-            <w:r>
-              <w:rPr>
-                <w:rFonts w:asciiTheme="minorHAnsi" w:hAnsiTheme="minorHAnsi"/>
-                <w:sz w:val="18"/>
-                <w:szCs w:val="18"/>
-              </w:rPr>
-              <w:t xml:space="preserve"> then display message</w:t>
+              <w:t>lagged on CF1R = true , then display message</w:t>
             </w:r>
             <w:r>
               <w:rPr>
@@ -5174,25 +5126,7 @@
                 <w:sz w:val="18"/>
                 <w:szCs w:val="18"/>
               </w:rPr>
-              <w:t xml:space="preserve">Located </w:t>
-            </w:r>
-            <w:proofErr w:type="gramStart"/>
-            <w:r>
-              <w:rPr>
-                <w:rFonts w:asciiTheme="minorHAnsi" w:hAnsiTheme="minorHAnsi"/>
-                <w:sz w:val="18"/>
-                <w:szCs w:val="18"/>
-              </w:rPr>
-              <w:t>In</w:t>
-            </w:r>
-            <w:proofErr w:type="gramEnd"/>
-            <w:r>
-              <w:rPr>
-                <w:rFonts w:asciiTheme="minorHAnsi" w:hAnsiTheme="minorHAnsi"/>
-                <w:sz w:val="18"/>
-                <w:szCs w:val="18"/>
-              </w:rPr>
-              <w:t xml:space="preserve"> Conditioned Space Performance Credit</w:t>
+              <w:t>Located In Conditioned Space Performance Credit</w:t>
             </w:r>
           </w:p>
         </w:tc>
@@ -5271,25 +5205,7 @@
                 <w:sz w:val="18"/>
                 <w:szCs w:val="18"/>
               </w:rPr>
-              <w:t xml:space="preserve">on CF1R = </w:t>
-            </w:r>
-            <w:proofErr w:type="gramStart"/>
-            <w:r>
-              <w:rPr>
-                <w:rFonts w:asciiTheme="minorHAnsi" w:hAnsiTheme="minorHAnsi"/>
-                <w:sz w:val="18"/>
-                <w:szCs w:val="18"/>
-              </w:rPr>
-              <w:t>true ,</w:t>
-            </w:r>
-            <w:proofErr w:type="gramEnd"/>
-            <w:r>
-              <w:rPr>
-                <w:rFonts w:asciiTheme="minorHAnsi" w:hAnsiTheme="minorHAnsi"/>
-                <w:sz w:val="18"/>
-                <w:szCs w:val="18"/>
-              </w:rPr>
-              <w:t xml:space="preserve"> then display message</w:t>
+              <w:t>on CF1R = true , then display message</w:t>
             </w:r>
             <w:r>
               <w:rPr>
@@ -6250,23 +6166,7 @@
                 <w:rFonts w:asciiTheme="minorHAnsi" w:hAnsiTheme="minorHAnsi"/>
                 <w:b/>
               </w:rPr>
-              <w:t xml:space="preserve">Ducts Located </w:t>
-            </w:r>
-            <w:proofErr w:type="gramStart"/>
-            <w:r>
-              <w:rPr>
-                <w:rFonts w:asciiTheme="minorHAnsi" w:hAnsiTheme="minorHAnsi"/>
-                <w:b/>
-              </w:rPr>
-              <w:t>In</w:t>
-            </w:r>
-            <w:proofErr w:type="gramEnd"/>
-            <w:r>
-              <w:rPr>
-                <w:rFonts w:asciiTheme="minorHAnsi" w:hAnsiTheme="minorHAnsi"/>
-                <w:b/>
-              </w:rPr>
-              <w:t xml:space="preserve"> Conditioned Space </w:t>
+              <w:t xml:space="preserve">Ducts Located In Conditioned Space </w:t>
             </w:r>
             <w:r>
               <w:rPr>
@@ -7023,25 +6923,7 @@
                 <w:sz w:val="18"/>
                 <w:szCs w:val="18"/>
               </w:rPr>
-              <w:t xml:space="preserve">&lt;&lt;user input, numeric </w:t>
-            </w:r>
-            <w:proofErr w:type="spellStart"/>
-            <w:r>
-              <w:rPr>
-                <w:rFonts w:asciiTheme="minorHAnsi" w:hAnsiTheme="minorHAnsi"/>
-                <w:sz w:val="18"/>
-                <w:szCs w:val="18"/>
-              </w:rPr>
-              <w:t>xxx.x</w:t>
-            </w:r>
-            <w:proofErr w:type="spellEnd"/>
-            <w:r>
-              <w:rPr>
-                <w:rFonts w:asciiTheme="minorHAnsi" w:hAnsiTheme="minorHAnsi"/>
-                <w:sz w:val="18"/>
-                <w:szCs w:val="18"/>
-              </w:rPr>
-              <w:t>&gt;&gt;</w:t>
+              <w:t>&lt;&lt;user input, numeric xxx.x&gt;&gt;</w:t>
             </w:r>
           </w:p>
         </w:tc>
@@ -7458,7 +7340,6 @@
               </w:rPr>
               <w:t>less than minimum R-</w:t>
             </w:r>
-            <w:proofErr w:type="gramStart"/>
             <w:r>
               <w:rPr>
                 <w:rFonts w:asciiTheme="minorHAnsi" w:hAnsiTheme="minorHAnsi"/>
@@ -7473,16 +7354,7 @@
                 <w:sz w:val="18"/>
                 <w:szCs w:val="18"/>
               </w:rPr>
-              <w:t>are</w:t>
-            </w:r>
-            <w:proofErr w:type="gramEnd"/>
-            <w:r>
-              <w:rPr>
-                <w:rFonts w:asciiTheme="minorHAnsi" w:hAnsiTheme="minorHAnsi"/>
-                <w:sz w:val="18"/>
-                <w:szCs w:val="18"/>
-              </w:rPr>
-              <w:t xml:space="preserve"> </w:t>
+              <w:t xml:space="preserve">are </w:t>
             </w:r>
             <w:r>
               <w:rPr>
@@ -7658,25 +7530,7 @@
                 <w:sz w:val="18"/>
                 <w:szCs w:val="18"/>
               </w:rPr>
-              <w:t xml:space="preserve">At all locations where portions of the duct system with no insulation (or with insulation less than minimum R-6) </w:t>
-            </w:r>
-            <w:proofErr w:type="gramStart"/>
-            <w:r>
-              <w:rPr>
-                <w:rFonts w:asciiTheme="minorHAnsi" w:hAnsiTheme="minorHAnsi"/>
-                <w:sz w:val="18"/>
-                <w:szCs w:val="18"/>
-              </w:rPr>
-              <w:t>penetrates into</w:t>
-            </w:r>
-            <w:proofErr w:type="gramEnd"/>
-            <w:r>
-              <w:rPr>
-                <w:rFonts w:asciiTheme="minorHAnsi" w:hAnsiTheme="minorHAnsi"/>
-                <w:sz w:val="18"/>
-                <w:szCs w:val="18"/>
-              </w:rPr>
-              <w:t xml:space="preserve"> unconditioned space, the penetrations are draft stopped compliant with CFC sections 703.1 and 704.1 and air-sealed to the construction materials that are penetrated, using materials compliant with CMC sections E502.4.2 to prevent air infiltration into the cavity. All connections in unconditioned space are </w:t>
+              <w:t xml:space="preserve">At all locations where portions of the duct system with no insulation (or with insulation less than minimum R-6) penetrates into unconditioned space, the penetrations are draft stopped compliant with CFC sections 703.1 and 704.1 and air-sealed to the construction materials that are penetrated, using materials compliant with CMC sections E502.4.2 to prevent air infiltration into the cavity. All connections in unconditioned space are </w:t>
             </w:r>
             <w:r>
               <w:rPr>
@@ -8128,7 +7982,7 @@
         <w:sz w:val="28"/>
         <w:szCs w:val="28"/>
       </w:rPr>
-      <w:t>QII - AIR INFILTRATION SEALING – FRAMING STAGE</w:t>
+      <w:t>DUCT LOCATION</w:t>
     </w:r>
   </w:p>
   <w:p>
@@ -8166,7 +8020,23 @@
         <w:sz w:val="28"/>
         <w:szCs w:val="28"/>
       </w:rPr>
-      <w:t>CEC-CF2R-ENV-21-H</w:t>
+      <w:t>CEC-CF2R-</w:t>
+    </w:r>
+    <w:r>
+      <w:rPr>
+        <w:rFonts w:asciiTheme="minorHAnsi" w:hAnsiTheme="minorHAnsi" w:cstheme="minorHAnsi"/>
+        <w:sz w:val="28"/>
+        <w:szCs w:val="28"/>
+      </w:rPr>
+      <w:t>MCH</w:t>
+    </w:r>
+    <w:r>
+      <w:rPr>
+        <w:rFonts w:asciiTheme="minorHAnsi" w:hAnsiTheme="minorHAnsi" w:cstheme="minorHAnsi"/>
+        <w:sz w:val="28"/>
+        <w:szCs w:val="28"/>
+      </w:rPr>
+      <w:t>-21-H</w:t>
     </w:r>
   </w:p>
   <w:p>
@@ -10229,6 +10099,9 @@
   <w15:person w15:author="Alhabibi, Haider@Energy">
     <w15:presenceInfo w15:providerId="AD" w15:userId="S::Haider.AlHabibi@energy.ca.gov::9decb8d2-95ad-4b7d-9bf6-d4373f69254c"/>
   </w15:person>
+  <w15:person w15:author="Shewmaker, Michael@Energy">
+    <w15:presenceInfo w15:providerId="AD" w15:userId="S::michael.shewmaker@energy.ca.gov::cb82df3a-38ca-44c6-b621-0d2fa4353328"/>
+  </w15:person>
 </w15:people>
 </file>
 
@@ -10723,7 +10596,6 @@
   <w:style w:type="character" w:default="1" w:styleId="DefaultParagraphFont">
     <w:name w:val="Default Paragraph Font"/>
     <w:uiPriority w:val="1"/>
-    <w:semiHidden/>
     <w:unhideWhenUsed/>
   </w:style>
   <w:style w:type="table" w:default="1" w:styleId="TableNormal">
@@ -11577,6 +11449,15 @@
 </file>
 
 <file path=customXml/item4.xml><?xml version="1.0" encoding="utf-8"?>
+<?mso-contentType ?>
+<FormTemplates xmlns="http://schemas.microsoft.com/sharepoint/v3/contenttype/forms">
+  <Display>DocumentLibraryForm</Display>
+  <Edit>DocumentLibraryForm</Edit>
+  <New>DocumentLibraryForm</New>
+</FormTemplates>
+</file>
+
+<file path=customXml/item5.xml><?xml version="1.0" encoding="utf-8"?>
 <ct:contentTypeSchema xmlns:ct="http://schemas.microsoft.com/office/2006/metadata/contentType" xmlns:ma="http://schemas.microsoft.com/office/2006/metadata/properties/metaAttributes" ct:_="" ma:_="" ma:contentTypeName="Document" ma:contentTypeID="0x01010061DC9A153AAEEE45BACE06E01F8272AC" ma:contentTypeVersion="20" ma:contentTypeDescription="Create a new document." ma:contentTypeScope="" ma:versionID="9666f44ab16ed15b00f463a1ceb948f7">
   <xsd:schema xmlns:xsd="http://www.w3.org/2001/XMLSchema" xmlns:xs="http://www.w3.org/2001/XMLSchema" xmlns:p="http://schemas.microsoft.com/office/2006/metadata/properties" xmlns:ns2="785685f2-c2e1-4352-89aa-3faca8eaba52" xmlns:ns3="5067c814-4b34-462c-a21d-c185ff6548d2" targetNamespace="http://schemas.microsoft.com/office/2006/metadata/properties" ma:root="true" ma:fieldsID="3613115c6c127afe4a56fd1236c892c2" ns2:_="" ns3:_="">
     <xsd:import namespace="785685f2-c2e1-4352-89aa-3faca8eaba52"/>
@@ -11859,17 +11740,8 @@
 </ct:contentTypeSchema>
 </file>
 
-<file path=customXml/item5.xml><?xml version="1.0" encoding="utf-8"?>
-<?mso-contentType ?>
-<FormTemplates xmlns="http://schemas.microsoft.com/sharepoint/v3/contenttype/forms">
-  <Display>DocumentLibraryForm</Display>
-  <Edit>DocumentLibraryForm</Edit>
-  <New>DocumentLibraryForm</New>
-</FormTemplates>
-</file>
-
 <file path=customXml/itemProps1.xml><?xml version="1.0" encoding="utf-8"?>
-<ds:datastoreItem xmlns:ds="http://schemas.openxmlformats.org/officeDocument/2006/customXml" ds:itemID="{891D9607-CAA2-4342-814A-F291B34BF33F}">
+<ds:datastoreItem xmlns:ds="http://schemas.openxmlformats.org/officeDocument/2006/customXml" ds:itemID="{4061F040-CED4-420B-8C53-5A015E417705}">
   <ds:schemaRefs>
     <ds:schemaRef ds:uri="http://schemas.openxmlformats.org/officeDocument/2006/bibliography"/>
   </ds:schemaRefs>
@@ -11879,22 +11751,16 @@
 <file path=customXml/itemProps2.xml><?xml version="1.0" encoding="utf-8"?>
 <ds:datastoreItem xmlns:ds="http://schemas.openxmlformats.org/officeDocument/2006/customXml" ds:itemID="{9316383A-D1D4-4F38-BDD8-8CFE6789BBD2}">
   <ds:schemaRefs>
-    <ds:schemaRef ds:uri="http://www.w3.org/XML/1998/namespace"/>
-    <ds:schemaRef ds:uri="http://purl.org/dc/terms/"/>
-    <ds:schemaRef ds:uri="http://purl.org/dc/dcmitype/"/>
-    <ds:schemaRef ds:uri="http://schemas.microsoft.com/office/2006/documentManagement/types"/>
+    <ds:schemaRef ds:uri="http://schemas.microsoft.com/office/2006/metadata/properties"/>
     <ds:schemaRef ds:uri="http://schemas.microsoft.com/office/infopath/2007/PartnerControls"/>
     <ds:schemaRef ds:uri="785685f2-c2e1-4352-89aa-3faca8eaba52"/>
-    <ds:schemaRef ds:uri="http://schemas.microsoft.com/office/2006/metadata/properties"/>
-    <ds:schemaRef ds:uri="http://purl.org/dc/elements/1.1/"/>
-    <ds:schemaRef ds:uri="http://schemas.openxmlformats.org/package/2006/metadata/core-properties"/>
     <ds:schemaRef ds:uri="5067c814-4b34-462c-a21d-c185ff6548d2"/>
   </ds:schemaRefs>
 </ds:datastoreItem>
 </file>
 
 <file path=customXml/itemProps3.xml><?xml version="1.0" encoding="utf-8"?>
-<ds:datastoreItem xmlns:ds="http://schemas.openxmlformats.org/officeDocument/2006/customXml" ds:itemID="{4061F040-CED4-420B-8C53-5A015E417705}">
+<ds:datastoreItem xmlns:ds="http://schemas.openxmlformats.org/officeDocument/2006/customXml" ds:itemID="{891D9607-CAA2-4342-814A-F291B34BF33F}">
   <ds:schemaRefs>
     <ds:schemaRef ds:uri="http://schemas.openxmlformats.org/officeDocument/2006/bibliography"/>
   </ds:schemaRefs>
@@ -11902,6 +11768,14 @@
 </file>
 
 <file path=customXml/itemProps4.xml><?xml version="1.0" encoding="utf-8"?>
+<ds:datastoreItem xmlns:ds="http://schemas.openxmlformats.org/officeDocument/2006/customXml" ds:itemID="{FE52B1CB-4B43-492D-8734-F3A5A1FD8B0A}">
+  <ds:schemaRefs>
+    <ds:schemaRef ds:uri="http://schemas.microsoft.com/sharepoint/v3/contenttype/forms"/>
+  </ds:schemaRefs>
+</ds:datastoreItem>
+</file>
+
+<file path=customXml/itemProps5.xml><?xml version="1.0" encoding="utf-8"?>
 <ds:datastoreItem xmlns:ds="http://schemas.openxmlformats.org/officeDocument/2006/customXml" ds:itemID="{614625C7-F1AE-4D7E-BC8E-0B30BCD9107E}">
   <ds:schemaRefs>
     <ds:schemaRef ds:uri="http://schemas.microsoft.com/office/2006/metadata/contentType"/>
@@ -11918,12 +11792,4 @@
     <ds:schemaRef ds:uri="http://schemas.microsoft.com/internal/obd"/>
   </ds:schemaRefs>
 </ds:datastoreItem>
-</file>
-
-<file path=customXml/itemProps5.xml><?xml version="1.0" encoding="utf-8"?>
-<ds:datastoreItem xmlns:ds="http://schemas.openxmlformats.org/officeDocument/2006/customXml" ds:itemID="{FE52B1CB-4B43-492D-8734-F3A5A1FD8B0A}">
-  <ds:schemaRefs>
-    <ds:schemaRef ds:uri="http://schemas.microsoft.com/sharepoint/v3/contenttype/forms"/>
-  </ds:schemaRefs>
-</ds:datastoreItem>
 </file>